--- a/Assets/Document/new/10.结局/1.常规结局/现象级造梦师（满灵感值）.docx
+++ b/Assets/Document/new/10.结局/1.常规结局/现象级造梦师（满灵感值）.docx
@@ -1150,846 +1150,846 @@
         </w:rPr>
         <w:t>，</w:t>
       </w:r>
-      <w:r>
-        <w:rPr>
-          <w:rFonts w:hint="eastAsia"/>
-          <w:sz w:val="28"/>
-          <w:szCs w:val="28"/>
-        </w:rPr>
-        <w:t>不是小火，是现象级的那种火</w:t>
-      </w:r>
-      <w:r>
-        <w:rPr>
-          <w:rFonts w:hint="eastAsia"/>
-          <w:sz w:val="28"/>
-          <w:szCs w:val="28"/>
-          <w:lang w:val="en-US" w:eastAsia="zh-CN"/>
-        </w:rPr>
-        <w:t>||</w:t>
-      </w:r>
-    </w:p>
-    <w:p>
-      <w:pPr>
-        <w:rPr>
-          <w:rFonts w:hint="eastAsia"/>
-          <w:sz w:val="28"/>
-          <w:szCs w:val="28"/>
-          <w:lang w:val="en-US" w:eastAsia="zh-CN"/>
-        </w:rPr>
-      </w:pPr>
-    </w:p>
-    <w:p>
-      <w:pPr>
-        <w:rPr>
-          <w:rFonts w:hint="eastAsia"/>
-          <w:sz w:val="28"/>
-          <w:szCs w:val="28"/>
-          <w:lang w:val="en-US" w:eastAsia="zh-CN"/>
-        </w:rPr>
-      </w:pPr>
-      <w:r>
-        <w:rPr>
-          <w:rFonts w:hint="eastAsia"/>
-          <w:sz w:val="28"/>
-          <w:szCs w:val="28"/>
-          <w:lang w:val="en-US" w:eastAsia="zh-CN"/>
-        </w:rPr>
-        <w:t>||</w:t>
-      </w:r>
-      <w:r>
-        <w:rPr>
-          <w:rFonts w:hint="eastAsia"/>
-          <w:sz w:val="28"/>
-          <w:szCs w:val="28"/>
-        </w:rPr>
-        <w:t>影视公司的人拿着支票堵在你家门口，报价从七位数一路涨到八位数</w:t>
-      </w:r>
-      <w:r>
-        <w:rPr>
-          <w:rFonts w:hint="eastAsia"/>
-          <w:sz w:val="28"/>
-          <w:szCs w:val="28"/>
-          <w:lang w:val="en-US" w:eastAsia="zh-CN"/>
-        </w:rPr>
-        <w:t>||</w:t>
-      </w:r>
-    </w:p>
-    <w:p>
-      <w:pPr>
-        <w:rPr>
-          <w:rFonts w:hint="eastAsia"/>
-          <w:sz w:val="28"/>
-          <w:szCs w:val="28"/>
-          <w:lang w:val="en-US" w:eastAsia="zh-CN"/>
-        </w:rPr>
-      </w:pPr>
-    </w:p>
-    <w:p>
-      <w:pPr>
-        <w:rPr>
-          <w:rFonts w:hint="eastAsia"/>
-          <w:sz w:val="28"/>
-          <w:szCs w:val="28"/>
-          <w:lang w:val="en-US" w:eastAsia="zh-CN"/>
-        </w:rPr>
-      </w:pPr>
-      <w:r>
-        <w:rPr>
-          <w:rFonts w:hint="eastAsia"/>
-          <w:sz w:val="28"/>
-          <w:szCs w:val="28"/>
-          <w:lang w:val="en-US" w:eastAsia="zh-CN"/>
-        </w:rPr>
-        <w:t>||</w:t>
-      </w:r>
-      <w:r>
-        <w:rPr>
-          <w:rFonts w:hint="eastAsia"/>
-          <w:sz w:val="28"/>
-          <w:szCs w:val="28"/>
-        </w:rPr>
-        <w:t>你的社交账号一夜之间涨了几百万粉丝，出版社的编辑在后台留言说“能不能加印十万册”</w:t>
-      </w:r>
-      <w:r>
-        <w:rPr>
-          <w:rFonts w:hint="eastAsia"/>
-          <w:sz w:val="28"/>
-          <w:szCs w:val="28"/>
-          <w:lang w:val="en-US" w:eastAsia="zh-CN"/>
-        </w:rPr>
-        <w:t>||</w:t>
-      </w:r>
-    </w:p>
-    <w:p>
-      <w:pPr>
-        <w:rPr>
-          <w:rFonts w:hint="eastAsia"/>
-          <w:sz w:val="28"/>
-          <w:szCs w:val="28"/>
-          <w:lang w:val="en-US" w:eastAsia="zh-CN"/>
-        </w:rPr>
-      </w:pPr>
-    </w:p>
-    <w:p>
-      <w:pPr>
-        <w:rPr>
-          <w:rFonts w:hint="default" w:eastAsiaTheme="minorEastAsia"/>
-          <w:sz w:val="28"/>
-          <w:szCs w:val="28"/>
-          <w:lang w:val="en-US" w:eastAsia="zh-CN"/>
-        </w:rPr>
-      </w:pPr>
-      <w:r>
-        <w:rPr>
-          <w:rFonts w:hint="eastAsia"/>
-          <w:sz w:val="28"/>
-          <w:szCs w:val="28"/>
-          <w:lang w:val="en-US" w:eastAsia="zh-CN"/>
-        </w:rPr>
-        <w:t>||</w:t>
-      </w:r>
-      <w:r>
-        <w:rPr>
-          <w:rFonts w:hint="eastAsia"/>
-          <w:sz w:val="28"/>
-          <w:szCs w:val="28"/>
-        </w:rPr>
-        <w:t>你看着那些数字，没什么特别的感觉</w:t>
-      </w:r>
-      <w:r>
-        <w:rPr>
-          <w:rFonts w:hint="eastAsia"/>
-          <w:sz w:val="28"/>
-          <w:szCs w:val="28"/>
-          <w:lang w:val="en-US" w:eastAsia="zh-CN"/>
-        </w:rPr>
-        <w:t>||</w:t>
-      </w:r>
-    </w:p>
-    <w:p>
-      <w:pPr>
-        <w:rPr>
-          <w:rFonts w:hint="eastAsia"/>
-          <w:sz w:val="28"/>
-          <w:szCs w:val="28"/>
-        </w:rPr>
-      </w:pPr>
-    </w:p>
-    <w:p>
-      <w:pPr>
-        <w:rPr>
-          <w:rFonts w:hint="eastAsia"/>
-          <w:sz w:val="28"/>
-          <w:szCs w:val="28"/>
-          <w:lang w:val="en-US" w:eastAsia="zh-CN"/>
-        </w:rPr>
-      </w:pPr>
-      <w:r>
-        <w:rPr>
-          <w:rFonts w:hint="eastAsia"/>
-          <w:sz w:val="28"/>
-          <w:szCs w:val="28"/>
-          <w:lang w:val="en-US" w:eastAsia="zh-CN"/>
-        </w:rPr>
-        <w:t>||为了远离纷扰的人群和铺天盖地的情绪，</w:t>
-      </w:r>
-      <w:r>
-        <w:rPr>
-          <w:rFonts w:hint="eastAsia"/>
-          <w:sz w:val="28"/>
-          <w:szCs w:val="28"/>
-        </w:rPr>
-        <w:t>你搬到了海</w:t>
-      </w:r>
-      <w:r>
-        <w:rPr>
-          <w:rFonts w:hint="eastAsia"/>
-          <w:sz w:val="28"/>
-          <w:szCs w:val="28"/>
-          <w:lang w:val="en-US" w:eastAsia="zh-CN"/>
-        </w:rPr>
-        <w:t>岛上</w:t>
-      </w:r>
-      <w:r>
-        <w:rPr>
-          <w:rFonts w:hint="eastAsia"/>
-          <w:sz w:val="28"/>
-          <w:szCs w:val="28"/>
-          <w:lang w:eastAsia="zh-CN"/>
-        </w:rPr>
-        <w:t>，</w:t>
-      </w:r>
-      <w:r>
-        <w:rPr>
-          <w:rFonts w:hint="eastAsia"/>
-          <w:sz w:val="28"/>
-          <w:szCs w:val="28"/>
-        </w:rPr>
-        <w:t>推开窗就能看见海</w:t>
-      </w:r>
-      <w:r>
-        <w:rPr>
-          <w:rFonts w:hint="eastAsia"/>
-          <w:sz w:val="28"/>
-          <w:szCs w:val="28"/>
-          <w:lang w:val="en-US" w:eastAsia="zh-CN"/>
-        </w:rPr>
-        <w:t>||</w:t>
-      </w:r>
-    </w:p>
-    <w:p>
-      <w:pPr>
-        <w:rPr>
-          <w:rFonts w:hint="eastAsia"/>
-          <w:sz w:val="28"/>
-          <w:szCs w:val="28"/>
-          <w:lang w:val="en-US" w:eastAsia="zh-CN"/>
-        </w:rPr>
-      </w:pPr>
-    </w:p>
-    <w:p>
-      <w:pPr>
-        <w:rPr>
-          <w:rFonts w:hint="eastAsia"/>
-          <w:sz w:val="28"/>
-          <w:szCs w:val="28"/>
-          <w:lang w:val="en-US" w:eastAsia="zh-CN"/>
-        </w:rPr>
-      </w:pPr>
-      <w:r>
-        <w:rPr>
-          <w:rFonts w:hint="eastAsia"/>
-          <w:sz w:val="28"/>
-          <w:szCs w:val="28"/>
-          <w:lang w:val="en-US" w:eastAsia="zh-CN"/>
-        </w:rPr>
-        <w:t>||</w:t>
-      </w:r>
-      <w:r>
-        <w:rPr>
-          <w:rFonts w:hint="eastAsia"/>
-          <w:sz w:val="28"/>
-          <w:szCs w:val="28"/>
-        </w:rPr>
-        <w:t>每天</w:t>
-      </w:r>
-      <w:r>
-        <w:rPr>
-          <w:rFonts w:hint="eastAsia"/>
-          <w:sz w:val="28"/>
-          <w:szCs w:val="28"/>
-          <w:lang w:val="en-US" w:eastAsia="zh-CN"/>
-        </w:rPr>
-        <w:t>能</w:t>
-      </w:r>
-      <w:r>
-        <w:rPr>
-          <w:rFonts w:hint="eastAsia"/>
-          <w:sz w:val="28"/>
-          <w:szCs w:val="28"/>
-        </w:rPr>
-        <w:t>睡到自然醒，然后在阳台上喝咖啡，看海浪一遍一遍地冲刷沙滩</w:t>
-      </w:r>
-      <w:r>
-        <w:rPr>
-          <w:rFonts w:hint="eastAsia"/>
-          <w:sz w:val="28"/>
-          <w:szCs w:val="28"/>
-          <w:lang w:val="en-US" w:eastAsia="zh-CN"/>
-        </w:rPr>
-        <w:t>||</w:t>
-      </w:r>
-    </w:p>
-    <w:p>
-      <w:pPr>
-        <w:rPr>
-          <w:rFonts w:hint="eastAsia"/>
-          <w:sz w:val="28"/>
-          <w:szCs w:val="28"/>
-          <w:lang w:val="en-US" w:eastAsia="zh-CN"/>
-        </w:rPr>
-      </w:pPr>
-    </w:p>
-    <w:p>
-      <w:pPr>
-        <w:rPr>
-          <w:rFonts w:hint="default" w:eastAsiaTheme="minorEastAsia"/>
-          <w:sz w:val="28"/>
-          <w:szCs w:val="28"/>
-          <w:lang w:val="en-US" w:eastAsia="zh-CN"/>
-        </w:rPr>
-      </w:pPr>
-      <w:r>
-        <w:rPr>
-          <w:rFonts w:hint="eastAsia"/>
-          <w:sz w:val="28"/>
-          <w:szCs w:val="28"/>
-          <w:lang w:val="en-US" w:eastAsia="zh-CN"/>
-        </w:rPr>
-        <w:t>||</w:t>
-      </w:r>
-      <w:r>
-        <w:rPr>
-          <w:rFonts w:hint="eastAsia"/>
-          <w:sz w:val="28"/>
-          <w:szCs w:val="28"/>
-        </w:rPr>
-        <w:t>想写的时候就写几页，不想写的时候就躺着发呆。版税每个月按时到账，数字多到你懒得去数</w:t>
-      </w:r>
-      <w:r>
-        <w:rPr>
-          <w:rFonts w:hint="eastAsia"/>
-          <w:sz w:val="28"/>
-          <w:szCs w:val="28"/>
-          <w:lang w:eastAsia="zh-CN"/>
-        </w:rPr>
-        <w:t>，</w:t>
-      </w:r>
-      <w:r>
-        <w:rPr>
-          <w:rFonts w:hint="eastAsia"/>
-          <w:sz w:val="28"/>
-          <w:szCs w:val="28"/>
-          <w:lang w:val="en-US" w:eastAsia="zh-CN"/>
-        </w:rPr>
-        <w:t>总归是花不完||</w:t>
-      </w:r>
-    </w:p>
-    <w:p>
-      <w:pPr>
-        <w:rPr>
-          <w:rFonts w:hint="eastAsia"/>
-          <w:sz w:val="28"/>
-          <w:szCs w:val="28"/>
-        </w:rPr>
-      </w:pPr>
-    </w:p>
-    <w:p>
-      <w:pPr>
-        <w:rPr>
-          <w:rFonts w:hint="eastAsia"/>
-          <w:sz w:val="28"/>
-          <w:szCs w:val="28"/>
-          <w:lang w:val="en-US" w:eastAsia="zh-CN"/>
-        </w:rPr>
-      </w:pPr>
-      <w:r>
-        <w:rPr>
-          <w:rFonts w:hint="eastAsia"/>
-          <w:sz w:val="28"/>
-          <w:szCs w:val="28"/>
-          <w:lang w:val="en-US" w:eastAsia="zh-CN"/>
-        </w:rPr>
-        <w:t>||</w:t>
-      </w:r>
-      <w:r>
-        <w:rPr>
-          <w:rFonts w:hint="eastAsia"/>
-          <w:sz w:val="28"/>
-          <w:szCs w:val="28"/>
-        </w:rPr>
-        <w:t>有人问你还写不写下一本</w:t>
-      </w:r>
-      <w:r>
-        <w:rPr>
-          <w:rFonts w:hint="eastAsia"/>
-          <w:sz w:val="28"/>
-          <w:szCs w:val="28"/>
-          <w:lang w:eastAsia="zh-CN"/>
-        </w:rPr>
-        <w:t>，</w:t>
-      </w:r>
-      <w:r>
-        <w:rPr>
-          <w:rFonts w:hint="eastAsia"/>
-          <w:sz w:val="28"/>
-          <w:szCs w:val="28"/>
-        </w:rPr>
-        <w:t>你</w:t>
-      </w:r>
-      <w:r>
-        <w:rPr>
-          <w:rFonts w:hint="eastAsia"/>
-          <w:sz w:val="28"/>
-          <w:szCs w:val="28"/>
-          <w:lang w:val="en-US" w:eastAsia="zh-CN"/>
-        </w:rPr>
-        <w:t>也</w:t>
-      </w:r>
-      <w:r>
-        <w:rPr>
-          <w:rFonts w:hint="eastAsia"/>
-          <w:sz w:val="28"/>
-          <w:szCs w:val="28"/>
-        </w:rPr>
-        <w:t>不知道</w:t>
-      </w:r>
-      <w:r>
-        <w:rPr>
-          <w:rFonts w:hint="eastAsia"/>
-          <w:sz w:val="28"/>
-          <w:szCs w:val="28"/>
-          <w:lang w:val="en-US" w:eastAsia="zh-CN"/>
-        </w:rPr>
-        <w:t>||</w:t>
-      </w:r>
-    </w:p>
-    <w:p>
-      <w:pPr>
-        <w:rPr>
-          <w:rFonts w:hint="eastAsia"/>
-          <w:sz w:val="28"/>
-          <w:szCs w:val="28"/>
-          <w:lang w:val="en-US" w:eastAsia="zh-CN"/>
-        </w:rPr>
-      </w:pPr>
-    </w:p>
-    <w:p>
-      <w:pPr>
-        <w:rPr>
-          <w:rFonts w:hint="eastAsia"/>
-          <w:sz w:val="28"/>
-          <w:szCs w:val="28"/>
-          <w:lang w:val="en-US" w:eastAsia="zh-CN"/>
-        </w:rPr>
-      </w:pPr>
-      <w:r>
-        <w:rPr>
-          <w:rFonts w:hint="eastAsia"/>
-          <w:sz w:val="28"/>
-          <w:szCs w:val="28"/>
-          <w:lang w:val="en-US" w:eastAsia="zh-CN"/>
-        </w:rPr>
-        <w:t>||</w:t>
-      </w:r>
-      <w:r>
-        <w:rPr>
-          <w:rFonts w:hint="eastAsia"/>
-          <w:sz w:val="28"/>
-          <w:szCs w:val="28"/>
-        </w:rPr>
-        <w:t>灵感这种东西，来的时候挡不住，不来的时候也求不来</w:t>
-      </w:r>
-      <w:r>
-        <w:rPr>
-          <w:rFonts w:hint="eastAsia"/>
-          <w:sz w:val="28"/>
-          <w:szCs w:val="28"/>
-          <w:lang w:val="en-US" w:eastAsia="zh-CN"/>
-        </w:rPr>
-        <w:t>||</w:t>
-      </w:r>
-    </w:p>
-    <w:p>
-      <w:pPr>
-        <w:rPr>
-          <w:rFonts w:hint="eastAsia"/>
-          <w:sz w:val="28"/>
-          <w:szCs w:val="28"/>
-          <w:lang w:val="en-US" w:eastAsia="zh-CN"/>
-        </w:rPr>
-      </w:pPr>
-    </w:p>
-    <w:p>
-      <w:pPr>
-        <w:rPr>
-          <w:rFonts w:hint="default" w:eastAsiaTheme="minorEastAsia"/>
-          <w:sz w:val="28"/>
-          <w:szCs w:val="28"/>
-          <w:lang w:val="en-US" w:eastAsia="zh-CN"/>
-        </w:rPr>
-      </w:pPr>
-      <w:r>
-        <w:rPr>
-          <w:rFonts w:hint="eastAsia"/>
-          <w:sz w:val="28"/>
-          <w:szCs w:val="28"/>
-          <w:lang w:val="en-US" w:eastAsia="zh-CN"/>
-        </w:rPr>
-        <w:t>||</w:t>
-      </w:r>
-      <w:r>
-        <w:rPr>
-          <w:rFonts w:hint="eastAsia"/>
-          <w:sz w:val="28"/>
-          <w:szCs w:val="28"/>
-        </w:rPr>
-        <w:t>但你不太担心</w:t>
-      </w:r>
-      <w:r>
-        <w:rPr>
-          <w:rFonts w:hint="eastAsia"/>
-          <w:sz w:val="28"/>
-          <w:szCs w:val="28"/>
-          <w:lang w:eastAsia="zh-CN"/>
-        </w:rPr>
-        <w:t>，</w:t>
-      </w:r>
-      <w:r>
-        <w:rPr>
-          <w:rFonts w:hint="eastAsia"/>
-          <w:sz w:val="28"/>
-          <w:szCs w:val="28"/>
-        </w:rPr>
-        <w:t>你的脑子里永远不缺故事。那些年在人群里穿梭时收集到的情绪碎片，足够你写一辈子</w:t>
-      </w:r>
-      <w:r>
-        <w:rPr>
-          <w:rFonts w:hint="eastAsia"/>
-          <w:sz w:val="28"/>
-          <w:szCs w:val="28"/>
-          <w:lang w:val="en-US" w:eastAsia="zh-CN"/>
-        </w:rPr>
-        <w:t>||</w:t>
-      </w:r>
-    </w:p>
-    <w:p>
-      <w:pPr>
-        <w:rPr>
-          <w:rFonts w:hint="eastAsia"/>
-          <w:sz w:val="28"/>
-          <w:szCs w:val="28"/>
-        </w:rPr>
-      </w:pPr>
-    </w:p>
-    <w:p>
-      <w:pPr>
-        <w:rPr>
-          <w:rFonts w:hint="default" w:eastAsiaTheme="minorEastAsia"/>
-          <w:sz w:val="28"/>
-          <w:szCs w:val="28"/>
-          <w:lang w:val="en-US" w:eastAsia="zh-CN"/>
-        </w:rPr>
-      </w:pPr>
-      <w:r>
-        <w:rPr>
-          <w:rFonts w:hint="eastAsia"/>
-          <w:sz w:val="28"/>
-          <w:szCs w:val="28"/>
-          <w:lang w:val="en-US" w:eastAsia="zh-CN"/>
-        </w:rPr>
-        <w:t>||</w:t>
-      </w:r>
-      <w:r>
-        <w:rPr>
-          <w:rFonts w:hint="eastAsia"/>
-          <w:sz w:val="28"/>
-          <w:szCs w:val="28"/>
-        </w:rPr>
-        <w:t>你用自己擅长的方式，把那些差点吞噬你的东西，变成了你安身立命的资本</w:t>
-      </w:r>
-      <w:r>
-        <w:rPr>
-          <w:rFonts w:hint="eastAsia"/>
-          <w:sz w:val="28"/>
-          <w:szCs w:val="28"/>
-          <w:lang w:val="en-US" w:eastAsia="zh-CN"/>
-        </w:rPr>
-        <w:t>||</w:t>
-      </w:r>
-    </w:p>
-    <w:p>
-      <w:pPr>
-        <w:rPr>
-          <w:rFonts w:hint="eastAsia"/>
-          <w:sz w:val="28"/>
-          <w:szCs w:val="28"/>
-        </w:rPr>
-      </w:pPr>
-    </w:p>
-    <w:p>
-      <w:pPr>
-        <w:rPr>
-          <w:rFonts w:hint="default" w:eastAsiaTheme="minorEastAsia"/>
-          <w:sz w:val="28"/>
-          <w:szCs w:val="28"/>
-          <w:lang w:val="en-US" w:eastAsia="zh-CN"/>
-        </w:rPr>
-      </w:pPr>
-      <w:r>
-        <w:rPr>
-          <w:rFonts w:hint="eastAsia"/>
-          <w:sz w:val="28"/>
-          <w:szCs w:val="28"/>
-          <w:lang w:val="en-US" w:eastAsia="zh-CN"/>
-        </w:rPr>
-        <w:t>||</w:t>
-      </w:r>
-      <w:r>
-        <w:rPr>
-          <w:rFonts w:hint="eastAsia"/>
-          <w:sz w:val="28"/>
-          <w:szCs w:val="28"/>
-        </w:rPr>
-        <w:t>你看着窗外的海，</w:t>
-      </w:r>
-      <w:r>
-        <w:rPr>
-          <w:rFonts w:hint="eastAsia"/>
-          <w:sz w:val="28"/>
-          <w:szCs w:val="28"/>
-          <w:lang w:val="en-US" w:eastAsia="zh-CN"/>
-        </w:rPr>
-        <w:t>心中没有任何遗憾||</w:t>
-      </w:r>
-    </w:p>
-    <w:p>
-      <w:pPr>
-        <w:rPr>
-          <w:rFonts w:hint="eastAsia"/>
-          <w:sz w:val="28"/>
-          <w:szCs w:val="28"/>
-        </w:rPr>
-      </w:pPr>
-    </w:p>
-    <w:p>
-      <w:pPr>
-        <w:rPr>
-          <w:rFonts w:hint="default" w:eastAsiaTheme="minorEastAsia"/>
-          <w:sz w:val="28"/>
-          <w:szCs w:val="28"/>
-          <w:lang w:val="en-US" w:eastAsia="zh-CN"/>
-        </w:rPr>
-      </w:pPr>
-      <w:r>
-        <w:rPr>
-          <w:rFonts w:hint="eastAsia"/>
-          <w:sz w:val="28"/>
-          <w:szCs w:val="28"/>
-          <w:lang w:val="en-US" w:eastAsia="zh-CN"/>
-        </w:rPr>
-        <w:t>女主名||</w:t>
-      </w:r>
-      <w:r>
-        <w:rPr>
-          <w:rFonts w:hint="eastAsia"/>
-          <w:sz w:val="28"/>
-          <w:szCs w:val="28"/>
-        </w:rPr>
-        <w:t>“该写的都写了</w:t>
-      </w:r>
-      <w:r>
-        <w:rPr>
-          <w:rFonts w:hint="eastAsia"/>
-          <w:sz w:val="28"/>
-          <w:szCs w:val="28"/>
-          <w:lang w:eastAsia="zh-CN"/>
-        </w:rPr>
-        <w:t>，</w:t>
-      </w:r>
-      <w:r>
-        <w:rPr>
-          <w:rFonts w:hint="eastAsia"/>
-          <w:sz w:val="28"/>
-          <w:szCs w:val="28"/>
-        </w:rPr>
-        <w:t>这就够了。”</w:t>
-      </w:r>
-      <w:r>
-        <w:rPr>
-          <w:rFonts w:hint="eastAsia"/>
-          <w:sz w:val="28"/>
-          <w:szCs w:val="28"/>
-          <w:lang w:val="en-US" w:eastAsia="zh-CN"/>
-        </w:rPr>
-        <w:t>||0000</w:t>
-      </w:r>
-    </w:p>
-    <w:p>
-      <w:pPr>
-        <w:rPr>
-          <w:rFonts w:hint="eastAsia"/>
-          <w:sz w:val="28"/>
-          <w:szCs w:val="28"/>
-        </w:rPr>
-      </w:pPr>
-    </w:p>
-    <w:p>
-      <w:pPr>
-        <w:rPr>
-          <w:rFonts w:hint="eastAsia"/>
-          <w:sz w:val="28"/>
-          <w:szCs w:val="28"/>
-          <w:lang w:val="en-US" w:eastAsia="zh-CN"/>
-        </w:rPr>
-      </w:pPr>
-      <w:r>
-        <w:rPr>
-          <w:rFonts w:hint="eastAsia"/>
-          <w:sz w:val="28"/>
-          <w:szCs w:val="28"/>
-          <w:lang w:val="en-US" w:eastAsia="zh-CN"/>
-        </w:rPr>
-        <w:t>||</w:t>
-      </w:r>
-      <w:r>
-        <w:rPr>
-          <w:rFonts w:hint="eastAsia"/>
-          <w:sz w:val="28"/>
-          <w:szCs w:val="28"/>
-        </w:rPr>
-        <w:t>海浪声从窗外传进来，</w:t>
-      </w:r>
-      <w:r>
-        <w:rPr>
-          <w:rFonts w:hint="eastAsia"/>
-          <w:sz w:val="28"/>
-          <w:szCs w:val="28"/>
-          <w:lang w:val="en-US" w:eastAsia="zh-CN"/>
-        </w:rPr>
-        <w:t>一阵一阵</w:t>
-      </w:r>
-      <w:r>
-        <w:rPr>
-          <w:rFonts w:hint="eastAsia"/>
-          <w:sz w:val="28"/>
-          <w:szCs w:val="28"/>
-        </w:rPr>
-        <w:t>的</w:t>
-      </w:r>
-      <w:r>
-        <w:rPr>
-          <w:rFonts w:hint="eastAsia"/>
-          <w:sz w:val="28"/>
-          <w:szCs w:val="28"/>
-          <w:lang w:val="en-US" w:eastAsia="zh-CN"/>
-        </w:rPr>
-        <w:t>||</w:t>
-      </w:r>
-    </w:p>
-    <w:p>
-      <w:pPr>
-        <w:rPr>
-          <w:rFonts w:hint="eastAsia"/>
-          <w:sz w:val="28"/>
-          <w:szCs w:val="28"/>
-          <w:lang w:val="en-US" w:eastAsia="zh-CN"/>
-        </w:rPr>
-      </w:pPr>
-    </w:p>
-    <w:p>
-      <w:pPr>
-        <w:rPr>
-          <w:rFonts w:hint="eastAsia"/>
-          <w:sz w:val="28"/>
-          <w:szCs w:val="28"/>
-          <w:lang w:val="en-US" w:eastAsia="zh-CN"/>
-        </w:rPr>
-      </w:pPr>
-      <w:r>
-        <w:rPr>
-          <w:rFonts w:hint="eastAsia"/>
-          <w:sz w:val="28"/>
-          <w:szCs w:val="28"/>
-          <w:lang w:val="en-US" w:eastAsia="zh-CN"/>
-        </w:rPr>
-        <w:t>||</w:t>
-      </w:r>
-      <w:r>
-        <w:rPr>
-          <w:rFonts w:hint="eastAsia"/>
-          <w:sz w:val="28"/>
-          <w:szCs w:val="28"/>
-        </w:rPr>
-        <w:t>你的手指搭在键盘上，屏幕空白，光标闪烁</w:t>
-      </w:r>
-      <w:r>
-        <w:rPr>
-          <w:rFonts w:hint="eastAsia"/>
-          <w:sz w:val="28"/>
-          <w:szCs w:val="28"/>
-          <w:lang w:val="en-US" w:eastAsia="zh-CN"/>
-        </w:rPr>
-        <w:t>||</w:t>
-      </w:r>
-    </w:p>
-    <w:p>
-      <w:pPr>
-        <w:rPr>
-          <w:rFonts w:hint="eastAsia"/>
-          <w:sz w:val="28"/>
-          <w:szCs w:val="28"/>
-          <w:lang w:val="en-US" w:eastAsia="zh-CN"/>
-        </w:rPr>
-      </w:pPr>
-    </w:p>
-    <w:p>
-      <w:pPr>
-        <w:rPr>
-          <w:rFonts w:hint="default" w:eastAsiaTheme="minorEastAsia"/>
-          <w:sz w:val="28"/>
-          <w:szCs w:val="28"/>
-          <w:lang w:val="en-US" w:eastAsia="zh-CN"/>
-        </w:rPr>
-      </w:pPr>
-      <w:r>
-        <w:rPr>
-          <w:rFonts w:hint="eastAsia"/>
-          <w:sz w:val="28"/>
-          <w:szCs w:val="28"/>
-          <w:lang w:val="en-US" w:eastAsia="zh-CN"/>
-        </w:rPr>
-        <w:t>||</w:t>
-      </w:r>
-      <w:r>
-        <w:rPr>
-          <w:rFonts w:hint="eastAsia"/>
-          <w:sz w:val="28"/>
-          <w:szCs w:val="28"/>
-        </w:rPr>
-        <w:t>你没有急着打字，只是</w:t>
-      </w:r>
-      <w:r>
-        <w:rPr>
-          <w:rFonts w:hint="eastAsia"/>
-          <w:sz w:val="28"/>
-          <w:szCs w:val="28"/>
-          <w:lang w:val="en-US" w:eastAsia="zh-CN"/>
-        </w:rPr>
-        <w:t>望</w:t>
-      </w:r>
       <w:bookmarkStart w:id="0" w:name="_GoBack"/>
       <w:bookmarkEnd w:id="0"/>
+      <w:r>
+        <w:rPr>
+          <w:rFonts w:hint="eastAsia"/>
+          <w:sz w:val="28"/>
+          <w:szCs w:val="28"/>
+        </w:rPr>
+        <w:t>是现象级的那种火</w:t>
+      </w:r>
+      <w:r>
+        <w:rPr>
+          <w:rFonts w:hint="eastAsia"/>
+          <w:sz w:val="28"/>
+          <w:szCs w:val="28"/>
+          <w:lang w:val="en-US" w:eastAsia="zh-CN"/>
+        </w:rPr>
+        <w:t>||</w:t>
+      </w:r>
+    </w:p>
+    <w:p>
+      <w:pPr>
+        <w:rPr>
+          <w:rFonts w:hint="eastAsia"/>
+          <w:sz w:val="28"/>
+          <w:szCs w:val="28"/>
+          <w:lang w:val="en-US" w:eastAsia="zh-CN"/>
+        </w:rPr>
+      </w:pPr>
+    </w:p>
+    <w:p>
+      <w:pPr>
+        <w:rPr>
+          <w:rFonts w:hint="eastAsia"/>
+          <w:sz w:val="28"/>
+          <w:szCs w:val="28"/>
+          <w:lang w:val="en-US" w:eastAsia="zh-CN"/>
+        </w:rPr>
+      </w:pPr>
+      <w:r>
+        <w:rPr>
+          <w:rFonts w:hint="eastAsia"/>
+          <w:sz w:val="28"/>
+          <w:szCs w:val="28"/>
+          <w:lang w:val="en-US" w:eastAsia="zh-CN"/>
+        </w:rPr>
+        <w:t>||</w:t>
+      </w:r>
+      <w:r>
+        <w:rPr>
+          <w:rFonts w:hint="eastAsia"/>
+          <w:sz w:val="28"/>
+          <w:szCs w:val="28"/>
+        </w:rPr>
+        <w:t>影视公司的人拿着支票堵在你家门口，报价从七位数一路涨到八位数</w:t>
+      </w:r>
+      <w:r>
+        <w:rPr>
+          <w:rFonts w:hint="eastAsia"/>
+          <w:sz w:val="28"/>
+          <w:szCs w:val="28"/>
+          <w:lang w:val="en-US" w:eastAsia="zh-CN"/>
+        </w:rPr>
+        <w:t>||</w:t>
+      </w:r>
+    </w:p>
+    <w:p>
+      <w:pPr>
+        <w:rPr>
+          <w:rFonts w:hint="eastAsia"/>
+          <w:sz w:val="28"/>
+          <w:szCs w:val="28"/>
+          <w:lang w:val="en-US" w:eastAsia="zh-CN"/>
+        </w:rPr>
+      </w:pPr>
+    </w:p>
+    <w:p>
+      <w:pPr>
+        <w:rPr>
+          <w:rFonts w:hint="eastAsia"/>
+          <w:sz w:val="28"/>
+          <w:szCs w:val="28"/>
+          <w:lang w:val="en-US" w:eastAsia="zh-CN"/>
+        </w:rPr>
+      </w:pPr>
+      <w:r>
+        <w:rPr>
+          <w:rFonts w:hint="eastAsia"/>
+          <w:sz w:val="28"/>
+          <w:szCs w:val="28"/>
+          <w:lang w:val="en-US" w:eastAsia="zh-CN"/>
+        </w:rPr>
+        <w:t>||</w:t>
+      </w:r>
+      <w:r>
+        <w:rPr>
+          <w:rFonts w:hint="eastAsia"/>
+          <w:sz w:val="28"/>
+          <w:szCs w:val="28"/>
+        </w:rPr>
+        <w:t>你的社交账号一夜之间涨了几百万粉丝，出版社的编辑在后台留言说“能不能加印十万册”</w:t>
+      </w:r>
+      <w:r>
+        <w:rPr>
+          <w:rFonts w:hint="eastAsia"/>
+          <w:sz w:val="28"/>
+          <w:szCs w:val="28"/>
+          <w:lang w:val="en-US" w:eastAsia="zh-CN"/>
+        </w:rPr>
+        <w:t>||</w:t>
+      </w:r>
+    </w:p>
+    <w:p>
+      <w:pPr>
+        <w:rPr>
+          <w:rFonts w:hint="eastAsia"/>
+          <w:sz w:val="28"/>
+          <w:szCs w:val="28"/>
+          <w:lang w:val="en-US" w:eastAsia="zh-CN"/>
+        </w:rPr>
+      </w:pPr>
+    </w:p>
+    <w:p>
+      <w:pPr>
+        <w:rPr>
+          <w:rFonts w:hint="default" w:eastAsiaTheme="minorEastAsia"/>
+          <w:sz w:val="28"/>
+          <w:szCs w:val="28"/>
+          <w:lang w:val="en-US" w:eastAsia="zh-CN"/>
+        </w:rPr>
+      </w:pPr>
+      <w:r>
+        <w:rPr>
+          <w:rFonts w:hint="eastAsia"/>
+          <w:sz w:val="28"/>
+          <w:szCs w:val="28"/>
+          <w:lang w:val="en-US" w:eastAsia="zh-CN"/>
+        </w:rPr>
+        <w:t>||</w:t>
+      </w:r>
+      <w:r>
+        <w:rPr>
+          <w:rFonts w:hint="eastAsia"/>
+          <w:sz w:val="28"/>
+          <w:szCs w:val="28"/>
+        </w:rPr>
+        <w:t>你看着那些数字，没什么特别的感觉</w:t>
+      </w:r>
+      <w:r>
+        <w:rPr>
+          <w:rFonts w:hint="eastAsia"/>
+          <w:sz w:val="28"/>
+          <w:szCs w:val="28"/>
+          <w:lang w:val="en-US" w:eastAsia="zh-CN"/>
+        </w:rPr>
+        <w:t>||</w:t>
+      </w:r>
+    </w:p>
+    <w:p>
+      <w:pPr>
+        <w:rPr>
+          <w:rFonts w:hint="eastAsia"/>
+          <w:sz w:val="28"/>
+          <w:szCs w:val="28"/>
+        </w:rPr>
+      </w:pPr>
+    </w:p>
+    <w:p>
+      <w:pPr>
+        <w:rPr>
+          <w:rFonts w:hint="eastAsia"/>
+          <w:sz w:val="28"/>
+          <w:szCs w:val="28"/>
+          <w:lang w:val="en-US" w:eastAsia="zh-CN"/>
+        </w:rPr>
+      </w:pPr>
+      <w:r>
+        <w:rPr>
+          <w:rFonts w:hint="eastAsia"/>
+          <w:sz w:val="28"/>
+          <w:szCs w:val="28"/>
+          <w:lang w:val="en-US" w:eastAsia="zh-CN"/>
+        </w:rPr>
+        <w:t>||为了远离纷扰的人群和铺天盖地的情绪，</w:t>
+      </w:r>
+      <w:r>
+        <w:rPr>
+          <w:rFonts w:hint="eastAsia"/>
+          <w:sz w:val="28"/>
+          <w:szCs w:val="28"/>
+        </w:rPr>
+        <w:t>你搬到了海</w:t>
+      </w:r>
+      <w:r>
+        <w:rPr>
+          <w:rFonts w:hint="eastAsia"/>
+          <w:sz w:val="28"/>
+          <w:szCs w:val="28"/>
+          <w:lang w:val="en-US" w:eastAsia="zh-CN"/>
+        </w:rPr>
+        <w:t>岛上</w:t>
+      </w:r>
+      <w:r>
+        <w:rPr>
+          <w:rFonts w:hint="eastAsia"/>
+          <w:sz w:val="28"/>
+          <w:szCs w:val="28"/>
+          <w:lang w:eastAsia="zh-CN"/>
+        </w:rPr>
+        <w:t>，</w:t>
+      </w:r>
+      <w:r>
+        <w:rPr>
+          <w:rFonts w:hint="eastAsia"/>
+          <w:sz w:val="28"/>
+          <w:szCs w:val="28"/>
+        </w:rPr>
+        <w:t>推开窗就能看见海</w:t>
+      </w:r>
+      <w:r>
+        <w:rPr>
+          <w:rFonts w:hint="eastAsia"/>
+          <w:sz w:val="28"/>
+          <w:szCs w:val="28"/>
+          <w:lang w:val="en-US" w:eastAsia="zh-CN"/>
+        </w:rPr>
+        <w:t>||</w:t>
+      </w:r>
+    </w:p>
+    <w:p>
+      <w:pPr>
+        <w:rPr>
+          <w:rFonts w:hint="eastAsia"/>
+          <w:sz w:val="28"/>
+          <w:szCs w:val="28"/>
+          <w:lang w:val="en-US" w:eastAsia="zh-CN"/>
+        </w:rPr>
+      </w:pPr>
+    </w:p>
+    <w:p>
+      <w:pPr>
+        <w:rPr>
+          <w:rFonts w:hint="eastAsia"/>
+          <w:sz w:val="28"/>
+          <w:szCs w:val="28"/>
+          <w:lang w:val="en-US" w:eastAsia="zh-CN"/>
+        </w:rPr>
+      </w:pPr>
+      <w:r>
+        <w:rPr>
+          <w:rFonts w:hint="eastAsia"/>
+          <w:sz w:val="28"/>
+          <w:szCs w:val="28"/>
+          <w:lang w:val="en-US" w:eastAsia="zh-CN"/>
+        </w:rPr>
+        <w:t>||</w:t>
+      </w:r>
+      <w:r>
+        <w:rPr>
+          <w:rFonts w:hint="eastAsia"/>
+          <w:sz w:val="28"/>
+          <w:szCs w:val="28"/>
+        </w:rPr>
+        <w:t>每天</w:t>
+      </w:r>
+      <w:r>
+        <w:rPr>
+          <w:rFonts w:hint="eastAsia"/>
+          <w:sz w:val="28"/>
+          <w:szCs w:val="28"/>
+          <w:lang w:val="en-US" w:eastAsia="zh-CN"/>
+        </w:rPr>
+        <w:t>能</w:t>
+      </w:r>
+      <w:r>
+        <w:rPr>
+          <w:rFonts w:hint="eastAsia"/>
+          <w:sz w:val="28"/>
+          <w:szCs w:val="28"/>
+        </w:rPr>
+        <w:t>睡到自然醒，然后在阳台上喝咖啡，看海浪一遍一遍地冲刷沙滩</w:t>
+      </w:r>
+      <w:r>
+        <w:rPr>
+          <w:rFonts w:hint="eastAsia"/>
+          <w:sz w:val="28"/>
+          <w:szCs w:val="28"/>
+          <w:lang w:val="en-US" w:eastAsia="zh-CN"/>
+        </w:rPr>
+        <w:t>||</w:t>
+      </w:r>
+    </w:p>
+    <w:p>
+      <w:pPr>
+        <w:rPr>
+          <w:rFonts w:hint="eastAsia"/>
+          <w:sz w:val="28"/>
+          <w:szCs w:val="28"/>
+          <w:lang w:val="en-US" w:eastAsia="zh-CN"/>
+        </w:rPr>
+      </w:pPr>
+    </w:p>
+    <w:p>
+      <w:pPr>
+        <w:rPr>
+          <w:rFonts w:hint="default" w:eastAsiaTheme="minorEastAsia"/>
+          <w:sz w:val="28"/>
+          <w:szCs w:val="28"/>
+          <w:lang w:val="en-US" w:eastAsia="zh-CN"/>
+        </w:rPr>
+      </w:pPr>
+      <w:r>
+        <w:rPr>
+          <w:rFonts w:hint="eastAsia"/>
+          <w:sz w:val="28"/>
+          <w:szCs w:val="28"/>
+          <w:lang w:val="en-US" w:eastAsia="zh-CN"/>
+        </w:rPr>
+        <w:t>||</w:t>
+      </w:r>
+      <w:r>
+        <w:rPr>
+          <w:rFonts w:hint="eastAsia"/>
+          <w:sz w:val="28"/>
+          <w:szCs w:val="28"/>
+        </w:rPr>
+        <w:t>想写的时候就写几页，不想写的时候就躺着发呆。版税每个月按时到账，数字多到你懒得去数</w:t>
+      </w:r>
+      <w:r>
+        <w:rPr>
+          <w:rFonts w:hint="eastAsia"/>
+          <w:sz w:val="28"/>
+          <w:szCs w:val="28"/>
+          <w:lang w:eastAsia="zh-CN"/>
+        </w:rPr>
+        <w:t>，</w:t>
+      </w:r>
+      <w:r>
+        <w:rPr>
+          <w:rFonts w:hint="eastAsia"/>
+          <w:sz w:val="28"/>
+          <w:szCs w:val="28"/>
+          <w:lang w:val="en-US" w:eastAsia="zh-CN"/>
+        </w:rPr>
+        <w:t>总归是花不完||</w:t>
+      </w:r>
+    </w:p>
+    <w:p>
+      <w:pPr>
+        <w:rPr>
+          <w:rFonts w:hint="eastAsia"/>
+          <w:sz w:val="28"/>
+          <w:szCs w:val="28"/>
+        </w:rPr>
+      </w:pPr>
+    </w:p>
+    <w:p>
+      <w:pPr>
+        <w:rPr>
+          <w:rFonts w:hint="eastAsia"/>
+          <w:sz w:val="28"/>
+          <w:szCs w:val="28"/>
+          <w:lang w:val="en-US" w:eastAsia="zh-CN"/>
+        </w:rPr>
+      </w:pPr>
+      <w:r>
+        <w:rPr>
+          <w:rFonts w:hint="eastAsia"/>
+          <w:sz w:val="28"/>
+          <w:szCs w:val="28"/>
+          <w:lang w:val="en-US" w:eastAsia="zh-CN"/>
+        </w:rPr>
+        <w:t>||</w:t>
+      </w:r>
+      <w:r>
+        <w:rPr>
+          <w:rFonts w:hint="eastAsia"/>
+          <w:sz w:val="28"/>
+          <w:szCs w:val="28"/>
+        </w:rPr>
+        <w:t>有人问你还写不写下一本</w:t>
+      </w:r>
+      <w:r>
+        <w:rPr>
+          <w:rFonts w:hint="eastAsia"/>
+          <w:sz w:val="28"/>
+          <w:szCs w:val="28"/>
+          <w:lang w:eastAsia="zh-CN"/>
+        </w:rPr>
+        <w:t>，</w:t>
+      </w:r>
+      <w:r>
+        <w:rPr>
+          <w:rFonts w:hint="eastAsia"/>
+          <w:sz w:val="28"/>
+          <w:szCs w:val="28"/>
+        </w:rPr>
+        <w:t>你</w:t>
+      </w:r>
+      <w:r>
+        <w:rPr>
+          <w:rFonts w:hint="eastAsia"/>
+          <w:sz w:val="28"/>
+          <w:szCs w:val="28"/>
+          <w:lang w:val="en-US" w:eastAsia="zh-CN"/>
+        </w:rPr>
+        <w:t>也</w:t>
+      </w:r>
+      <w:r>
+        <w:rPr>
+          <w:rFonts w:hint="eastAsia"/>
+          <w:sz w:val="28"/>
+          <w:szCs w:val="28"/>
+        </w:rPr>
+        <w:t>不知道</w:t>
+      </w:r>
+      <w:r>
+        <w:rPr>
+          <w:rFonts w:hint="eastAsia"/>
+          <w:sz w:val="28"/>
+          <w:szCs w:val="28"/>
+          <w:lang w:val="en-US" w:eastAsia="zh-CN"/>
+        </w:rPr>
+        <w:t>||</w:t>
+      </w:r>
+    </w:p>
+    <w:p>
+      <w:pPr>
+        <w:rPr>
+          <w:rFonts w:hint="eastAsia"/>
+          <w:sz w:val="28"/>
+          <w:szCs w:val="28"/>
+          <w:lang w:val="en-US" w:eastAsia="zh-CN"/>
+        </w:rPr>
+      </w:pPr>
+    </w:p>
+    <w:p>
+      <w:pPr>
+        <w:rPr>
+          <w:rFonts w:hint="eastAsia"/>
+          <w:sz w:val="28"/>
+          <w:szCs w:val="28"/>
+          <w:lang w:val="en-US" w:eastAsia="zh-CN"/>
+        </w:rPr>
+      </w:pPr>
+      <w:r>
+        <w:rPr>
+          <w:rFonts w:hint="eastAsia"/>
+          <w:sz w:val="28"/>
+          <w:szCs w:val="28"/>
+          <w:lang w:val="en-US" w:eastAsia="zh-CN"/>
+        </w:rPr>
+        <w:t>||</w:t>
+      </w:r>
+      <w:r>
+        <w:rPr>
+          <w:rFonts w:hint="eastAsia"/>
+          <w:sz w:val="28"/>
+          <w:szCs w:val="28"/>
+        </w:rPr>
+        <w:t>灵感这种东西，来的时候挡不住，不来的时候也求不来</w:t>
+      </w:r>
+      <w:r>
+        <w:rPr>
+          <w:rFonts w:hint="eastAsia"/>
+          <w:sz w:val="28"/>
+          <w:szCs w:val="28"/>
+          <w:lang w:val="en-US" w:eastAsia="zh-CN"/>
+        </w:rPr>
+        <w:t>||</w:t>
+      </w:r>
+    </w:p>
+    <w:p>
+      <w:pPr>
+        <w:rPr>
+          <w:rFonts w:hint="eastAsia"/>
+          <w:sz w:val="28"/>
+          <w:szCs w:val="28"/>
+          <w:lang w:val="en-US" w:eastAsia="zh-CN"/>
+        </w:rPr>
+      </w:pPr>
+    </w:p>
+    <w:p>
+      <w:pPr>
+        <w:rPr>
+          <w:rFonts w:hint="default" w:eastAsiaTheme="minorEastAsia"/>
+          <w:sz w:val="28"/>
+          <w:szCs w:val="28"/>
+          <w:lang w:val="en-US" w:eastAsia="zh-CN"/>
+        </w:rPr>
+      </w:pPr>
+      <w:r>
+        <w:rPr>
+          <w:rFonts w:hint="eastAsia"/>
+          <w:sz w:val="28"/>
+          <w:szCs w:val="28"/>
+          <w:lang w:val="en-US" w:eastAsia="zh-CN"/>
+        </w:rPr>
+        <w:t>||</w:t>
+      </w:r>
+      <w:r>
+        <w:rPr>
+          <w:rFonts w:hint="eastAsia"/>
+          <w:sz w:val="28"/>
+          <w:szCs w:val="28"/>
+        </w:rPr>
+        <w:t>但你不太担心</w:t>
+      </w:r>
+      <w:r>
+        <w:rPr>
+          <w:rFonts w:hint="eastAsia"/>
+          <w:sz w:val="28"/>
+          <w:szCs w:val="28"/>
+          <w:lang w:eastAsia="zh-CN"/>
+        </w:rPr>
+        <w:t>，</w:t>
+      </w:r>
+      <w:r>
+        <w:rPr>
+          <w:rFonts w:hint="eastAsia"/>
+          <w:sz w:val="28"/>
+          <w:szCs w:val="28"/>
+        </w:rPr>
+        <w:t>你的脑子里永远不缺故事。那些年在人群里穿梭时收集到的情绪碎片，足够你写一辈子</w:t>
+      </w:r>
+      <w:r>
+        <w:rPr>
+          <w:rFonts w:hint="eastAsia"/>
+          <w:sz w:val="28"/>
+          <w:szCs w:val="28"/>
+          <w:lang w:val="en-US" w:eastAsia="zh-CN"/>
+        </w:rPr>
+        <w:t>||</w:t>
+      </w:r>
+    </w:p>
+    <w:p>
+      <w:pPr>
+        <w:rPr>
+          <w:rFonts w:hint="eastAsia"/>
+          <w:sz w:val="28"/>
+          <w:szCs w:val="28"/>
+        </w:rPr>
+      </w:pPr>
+    </w:p>
+    <w:p>
+      <w:pPr>
+        <w:rPr>
+          <w:rFonts w:hint="default" w:eastAsiaTheme="minorEastAsia"/>
+          <w:sz w:val="28"/>
+          <w:szCs w:val="28"/>
+          <w:lang w:val="en-US" w:eastAsia="zh-CN"/>
+        </w:rPr>
+      </w:pPr>
+      <w:r>
+        <w:rPr>
+          <w:rFonts w:hint="eastAsia"/>
+          <w:sz w:val="28"/>
+          <w:szCs w:val="28"/>
+          <w:lang w:val="en-US" w:eastAsia="zh-CN"/>
+        </w:rPr>
+        <w:t>||</w:t>
+      </w:r>
+      <w:r>
+        <w:rPr>
+          <w:rFonts w:hint="eastAsia"/>
+          <w:sz w:val="28"/>
+          <w:szCs w:val="28"/>
+        </w:rPr>
+        <w:t>你用自己擅长的方式，把那些差点吞噬你的东西，变成了你安身立命的资本</w:t>
+      </w:r>
+      <w:r>
+        <w:rPr>
+          <w:rFonts w:hint="eastAsia"/>
+          <w:sz w:val="28"/>
+          <w:szCs w:val="28"/>
+          <w:lang w:val="en-US" w:eastAsia="zh-CN"/>
+        </w:rPr>
+        <w:t>||</w:t>
+      </w:r>
+    </w:p>
+    <w:p>
+      <w:pPr>
+        <w:rPr>
+          <w:rFonts w:hint="eastAsia"/>
+          <w:sz w:val="28"/>
+          <w:szCs w:val="28"/>
+        </w:rPr>
+      </w:pPr>
+    </w:p>
+    <w:p>
+      <w:pPr>
+        <w:rPr>
+          <w:rFonts w:hint="default" w:eastAsiaTheme="minorEastAsia"/>
+          <w:sz w:val="28"/>
+          <w:szCs w:val="28"/>
+          <w:lang w:val="en-US" w:eastAsia="zh-CN"/>
+        </w:rPr>
+      </w:pPr>
+      <w:r>
+        <w:rPr>
+          <w:rFonts w:hint="eastAsia"/>
+          <w:sz w:val="28"/>
+          <w:szCs w:val="28"/>
+          <w:lang w:val="en-US" w:eastAsia="zh-CN"/>
+        </w:rPr>
+        <w:t>||</w:t>
+      </w:r>
+      <w:r>
+        <w:rPr>
+          <w:rFonts w:hint="eastAsia"/>
+          <w:sz w:val="28"/>
+          <w:szCs w:val="28"/>
+        </w:rPr>
+        <w:t>你看着窗外的海，</w:t>
+      </w:r>
+      <w:r>
+        <w:rPr>
+          <w:rFonts w:hint="eastAsia"/>
+          <w:sz w:val="28"/>
+          <w:szCs w:val="28"/>
+          <w:lang w:val="en-US" w:eastAsia="zh-CN"/>
+        </w:rPr>
+        <w:t>心中没有任何遗憾||</w:t>
+      </w:r>
+    </w:p>
+    <w:p>
+      <w:pPr>
+        <w:rPr>
+          <w:rFonts w:hint="eastAsia"/>
+          <w:sz w:val="28"/>
+          <w:szCs w:val="28"/>
+        </w:rPr>
+      </w:pPr>
+    </w:p>
+    <w:p>
+      <w:pPr>
+        <w:rPr>
+          <w:rFonts w:hint="default" w:eastAsiaTheme="minorEastAsia"/>
+          <w:sz w:val="28"/>
+          <w:szCs w:val="28"/>
+          <w:lang w:val="en-US" w:eastAsia="zh-CN"/>
+        </w:rPr>
+      </w:pPr>
+      <w:r>
+        <w:rPr>
+          <w:rFonts w:hint="eastAsia"/>
+          <w:sz w:val="28"/>
+          <w:szCs w:val="28"/>
+          <w:lang w:val="en-US" w:eastAsia="zh-CN"/>
+        </w:rPr>
+        <w:t>女主名||</w:t>
+      </w:r>
+      <w:r>
+        <w:rPr>
+          <w:rFonts w:hint="eastAsia"/>
+          <w:sz w:val="28"/>
+          <w:szCs w:val="28"/>
+        </w:rPr>
+        <w:t>“该写的都写了</w:t>
+      </w:r>
+      <w:r>
+        <w:rPr>
+          <w:rFonts w:hint="eastAsia"/>
+          <w:sz w:val="28"/>
+          <w:szCs w:val="28"/>
+          <w:lang w:eastAsia="zh-CN"/>
+        </w:rPr>
+        <w:t>，</w:t>
+      </w:r>
+      <w:r>
+        <w:rPr>
+          <w:rFonts w:hint="eastAsia"/>
+          <w:sz w:val="28"/>
+          <w:szCs w:val="28"/>
+        </w:rPr>
+        <w:t>这就够了。”</w:t>
+      </w:r>
+      <w:r>
+        <w:rPr>
+          <w:rFonts w:hint="eastAsia"/>
+          <w:sz w:val="28"/>
+          <w:szCs w:val="28"/>
+          <w:lang w:val="en-US" w:eastAsia="zh-CN"/>
+        </w:rPr>
+        <w:t>||0000</w:t>
+      </w:r>
+    </w:p>
+    <w:p>
+      <w:pPr>
+        <w:rPr>
+          <w:rFonts w:hint="eastAsia"/>
+          <w:sz w:val="28"/>
+          <w:szCs w:val="28"/>
+        </w:rPr>
+      </w:pPr>
+    </w:p>
+    <w:p>
+      <w:pPr>
+        <w:rPr>
+          <w:rFonts w:hint="eastAsia"/>
+          <w:sz w:val="28"/>
+          <w:szCs w:val="28"/>
+          <w:lang w:val="en-US" w:eastAsia="zh-CN"/>
+        </w:rPr>
+      </w:pPr>
+      <w:r>
+        <w:rPr>
+          <w:rFonts w:hint="eastAsia"/>
+          <w:sz w:val="28"/>
+          <w:szCs w:val="28"/>
+          <w:lang w:val="en-US" w:eastAsia="zh-CN"/>
+        </w:rPr>
+        <w:t>||</w:t>
+      </w:r>
+      <w:r>
+        <w:rPr>
+          <w:rFonts w:hint="eastAsia"/>
+          <w:sz w:val="28"/>
+          <w:szCs w:val="28"/>
+        </w:rPr>
+        <w:t>海浪声从窗外传进来，</w:t>
+      </w:r>
+      <w:r>
+        <w:rPr>
+          <w:rFonts w:hint="eastAsia"/>
+          <w:sz w:val="28"/>
+          <w:szCs w:val="28"/>
+          <w:lang w:val="en-US" w:eastAsia="zh-CN"/>
+        </w:rPr>
+        <w:t>一阵一阵</w:t>
+      </w:r>
+      <w:r>
+        <w:rPr>
+          <w:rFonts w:hint="eastAsia"/>
+          <w:sz w:val="28"/>
+          <w:szCs w:val="28"/>
+        </w:rPr>
+        <w:t>的</w:t>
+      </w:r>
+      <w:r>
+        <w:rPr>
+          <w:rFonts w:hint="eastAsia"/>
+          <w:sz w:val="28"/>
+          <w:szCs w:val="28"/>
+          <w:lang w:val="en-US" w:eastAsia="zh-CN"/>
+        </w:rPr>
+        <w:t>||</w:t>
+      </w:r>
+    </w:p>
+    <w:p>
+      <w:pPr>
+        <w:rPr>
+          <w:rFonts w:hint="eastAsia"/>
+          <w:sz w:val="28"/>
+          <w:szCs w:val="28"/>
+          <w:lang w:val="en-US" w:eastAsia="zh-CN"/>
+        </w:rPr>
+      </w:pPr>
+    </w:p>
+    <w:p>
+      <w:pPr>
+        <w:rPr>
+          <w:rFonts w:hint="eastAsia"/>
+          <w:sz w:val="28"/>
+          <w:szCs w:val="28"/>
+          <w:lang w:val="en-US" w:eastAsia="zh-CN"/>
+        </w:rPr>
+      </w:pPr>
+      <w:r>
+        <w:rPr>
+          <w:rFonts w:hint="eastAsia"/>
+          <w:sz w:val="28"/>
+          <w:szCs w:val="28"/>
+          <w:lang w:val="en-US" w:eastAsia="zh-CN"/>
+        </w:rPr>
+        <w:t>||</w:t>
+      </w:r>
+      <w:r>
+        <w:rPr>
+          <w:rFonts w:hint="eastAsia"/>
+          <w:sz w:val="28"/>
+          <w:szCs w:val="28"/>
+        </w:rPr>
+        <w:t>你的手指搭在键盘上，屏幕空白，光标闪烁</w:t>
+      </w:r>
+      <w:r>
+        <w:rPr>
+          <w:rFonts w:hint="eastAsia"/>
+          <w:sz w:val="28"/>
+          <w:szCs w:val="28"/>
+          <w:lang w:val="en-US" w:eastAsia="zh-CN"/>
+        </w:rPr>
+        <w:t>||</w:t>
+      </w:r>
+    </w:p>
+    <w:p>
+      <w:pPr>
+        <w:rPr>
+          <w:rFonts w:hint="eastAsia"/>
+          <w:sz w:val="28"/>
+          <w:szCs w:val="28"/>
+          <w:lang w:val="en-US" w:eastAsia="zh-CN"/>
+        </w:rPr>
+      </w:pPr>
+    </w:p>
+    <w:p>
+      <w:pPr>
+        <w:rPr>
+          <w:rFonts w:hint="default" w:eastAsiaTheme="minorEastAsia"/>
+          <w:sz w:val="28"/>
+          <w:szCs w:val="28"/>
+          <w:lang w:val="en-US" w:eastAsia="zh-CN"/>
+        </w:rPr>
+      </w:pPr>
+      <w:r>
+        <w:rPr>
+          <w:rFonts w:hint="eastAsia"/>
+          <w:sz w:val="28"/>
+          <w:szCs w:val="28"/>
+          <w:lang w:val="en-US" w:eastAsia="zh-CN"/>
+        </w:rPr>
+        <w:t>||</w:t>
+      </w:r>
+      <w:r>
+        <w:rPr>
+          <w:rFonts w:hint="eastAsia"/>
+          <w:sz w:val="28"/>
+          <w:szCs w:val="28"/>
+        </w:rPr>
+        <w:t>你没有急着打字，只是</w:t>
+      </w:r>
+      <w:r>
+        <w:rPr>
+          <w:rFonts w:hint="eastAsia"/>
+          <w:sz w:val="28"/>
+          <w:szCs w:val="28"/>
+          <w:lang w:val="en-US" w:eastAsia="zh-CN"/>
+        </w:rPr>
+        <w:t>望</w:t>
+      </w:r>
       <w:r>
         <w:rPr>
           <w:rFonts w:hint="eastAsia"/>
@@ -2094,7 +2094,7 @@
     <w:lsdException w:qFormat="1" w:unhideWhenUsed="0" w:uiPriority="0" w:semiHidden="0" w:name="Title"/>
     <w:lsdException w:unhideWhenUsed="0" w:uiPriority="0" w:semiHidden="0" w:name="Closing"/>
     <w:lsdException w:unhideWhenUsed="0" w:uiPriority="0" w:semiHidden="0" w:name="Signature"/>
-    <w:lsdException w:unhideWhenUsed="0" w:uiPriority="0" w:name="Default Paragraph Font"/>
+    <w:lsdException w:qFormat="1" w:unhideWhenUsed="0" w:uiPriority="0" w:name="Default Paragraph Font"/>
     <w:lsdException w:unhideWhenUsed="0" w:uiPriority="0" w:semiHidden="0" w:name="Body Text"/>
     <w:lsdException w:unhideWhenUsed="0" w:uiPriority="0" w:semiHidden="0" w:name="Body Text Indent"/>
     <w:lsdException w:unhideWhenUsed="0" w:uiPriority="0" w:semiHidden="0" w:name="List Continue"/>
@@ -2121,7 +2121,7 @@
     <w:lsdException w:unhideWhenUsed="0" w:uiPriority="0" w:semiHidden="0" w:name="Document Map"/>
     <w:lsdException w:unhideWhenUsed="0" w:uiPriority="0" w:semiHidden="0" w:name="Plain Text"/>
     <w:lsdException w:unhideWhenUsed="0" w:uiPriority="0" w:semiHidden="0" w:name="E-mail Signature"/>
-    <w:lsdException w:unhideWhenUsed="0" w:uiPriority="0" w:semiHidden="0" w:name="Normal (Web)"/>
+    <w:lsdException w:qFormat="1" w:unhideWhenUsed="0" w:uiPriority="0" w:semiHidden="0" w:name="Normal (Web)"/>
     <w:lsdException w:unhideWhenUsed="0" w:uiPriority="0" w:semiHidden="0" w:name="HTML Acronym"/>
     <w:lsdException w:unhideWhenUsed="0" w:uiPriority="0" w:semiHidden="0" w:name="HTML Address"/>
     <w:lsdException w:unhideWhenUsed="0" w:uiPriority="0" w:semiHidden="0" w:name="HTML Cite"/>
@@ -2132,7 +2132,7 @@
     <w:lsdException w:unhideWhenUsed="0" w:uiPriority="0" w:semiHidden="0" w:name="HTML Sample"/>
     <w:lsdException w:unhideWhenUsed="0" w:uiPriority="0" w:semiHidden="0" w:name="HTML Typewriter"/>
     <w:lsdException w:unhideWhenUsed="0" w:uiPriority="0" w:semiHidden="0" w:name="HTML Variable"/>
-    <w:lsdException w:unhideWhenUsed="0" w:uiPriority="0" w:name="Normal Table"/>
+    <w:lsdException w:qFormat="1" w:unhideWhenUsed="0" w:uiPriority="0" w:name="Normal Table"/>
     <w:lsdException w:unhideWhenUsed="0" w:uiPriority="0" w:semiHidden="0" w:name="annotation subject"/>
     <w:lsdException w:unhideWhenUsed="0" w:uiPriority="0" w:semiHidden="0" w:name="Table Simple 1"/>
     <w:lsdException w:unhideWhenUsed="0" w:uiPriority="0" w:semiHidden="0" w:name="Table Simple 2"/>
@@ -2317,11 +2317,13 @@
   <w:style w:type="character" w:default="1" w:styleId="5">
     <w:name w:val="Default Paragraph Font"/>
     <w:semiHidden/>
+    <w:qFormat/>
     <w:uiPriority w:val="0"/>
   </w:style>
   <w:style w:type="table" w:default="1" w:styleId="4">
     <w:name w:val="Normal Table"/>
     <w:semiHidden/>
+    <w:qFormat/>
     <w:uiPriority w:val="0"/>
     <w:tblPr>
       <w:tblCellMar>
@@ -2335,6 +2337,7 @@
   <w:style w:type="paragraph" w:styleId="3">
     <w:name w:val="Normal (Web)"/>
     <w:basedOn w:val="1"/>
+    <w:qFormat/>
     <w:uiPriority w:val="0"/>
     <w:rPr>
       <w:sz w:val="24"/>
